--- a/2024 10 26 Knowledge Graph Spec.docx
+++ b/2024 10 26 Knowledge Graph Spec.docx
@@ -1,6 +1,6 @@
 
 <file path=word/document.xml><?xml version="1.0" encoding="utf-8"?>
-<w:document xmlns:wpc="http://schemas.microsoft.com/office/word/2010/wordprocessingCanvas" xmlns:cx="http://schemas.microsoft.com/office/drawing/2014/chartex" xmlns:cx1="http://schemas.microsoft.com/office/drawing/2015/9/8/chartex" xmlns:cx2="http://schemas.microsoft.com/office/drawing/2015/10/21/chartex" xmlns:cx3="http://schemas.microsoft.com/office/drawing/2016/5/9/chartex" xmlns:cx4="http://schemas.microsoft.com/office/drawing/2016/5/10/chartex" xmlns:cx5="http://schemas.microsoft.com/office/drawing/2016/5/11/chartex" xmlns:cx6="http://schemas.microsoft.com/office/drawing/2016/5/12/chartex" xmlns:cx7="http://schemas.microsoft.com/office/drawing/2016/5/13/chartex" xmlns:cx8="http://schemas.microsoft.com/office/drawing/2016/5/14/chartex" xmlns:mc="http://schemas.openxmlformats.org/markup-compatibility/2006" xmlns:aink="http://schemas.microsoft.com/office/drawing/2016/ink" xmlns:am3d="http://schemas.microsoft.com/office/drawing/2017/model3d" xmlns:o="urn:schemas-microsoft-com:office:office" xmlns:oel="http://schemas.microsoft.com/office/2019/extlst" xmlns:r="http://schemas.openxmlformats.org/officeDocument/2006/relationships" xmlns:m="http://schemas.openxmlformats.org/officeDocument/2006/math" xmlns:v="urn:schemas-microsoft-com:vml" xmlns:wp14="http://schemas.microsoft.com/office/word/2010/wordprocessingDrawing" xmlns:wp="http://schemas.openxmlformats.org/drawingml/2006/wordprocessingDrawing" xmlns:w10="urn:schemas-microsoft-com:office:word" xmlns:w="http://schemas.openxmlformats.org/wordprocessingml/2006/main" xmlns:w14="http://schemas.microsoft.com/office/word/2010/wordml" xmlns:w15="http://schemas.microsoft.com/office/word/2012/wordml" xmlns:w16cex="http://schemas.microsoft.com/office/word/2018/wordml/cex" xmlns:w16cid="http://schemas.microsoft.com/office/word/2016/wordml/cid" xmlns:w16="http://schemas.microsoft.com/office/word/2018/wordml" xmlns:w16sdtdh="http://schemas.microsoft.com/office/word/2020/wordml/sdtdatahash" xmlns:w16se="http://schemas.microsoft.com/office/word/2015/wordml/symex" xmlns:wpg="http://schemas.microsoft.com/office/word/2010/wordprocessingGroup" xmlns:wpi="http://schemas.microsoft.com/office/word/2010/wordprocessingInk" xmlns:wne="http://schemas.microsoft.com/office/word/2006/wordml" xmlns:wps="http://schemas.microsoft.com/office/word/2010/wordprocessingShape" mc:Ignorable="w14 w15 w16se w16cid w16 w16cex w16sdtdh wp14">
+<w:document xmlns:wpc="http://schemas.microsoft.com/office/word/2010/wordprocessingCanvas" xmlns:cx="http://schemas.microsoft.com/office/drawing/2014/chartex" xmlns:cx1="http://schemas.microsoft.com/office/drawing/2015/9/8/chartex" xmlns:cx2="http://schemas.microsoft.com/office/drawing/2015/10/21/chartex" xmlns:cx3="http://schemas.microsoft.com/office/drawing/2016/5/9/chartex" xmlns:cx4="http://schemas.microsoft.com/office/drawing/2016/5/10/chartex" xmlns:cx5="http://schemas.microsoft.com/office/drawing/2016/5/11/chartex" xmlns:cx6="http://schemas.microsoft.com/office/drawing/2016/5/12/chartex" xmlns:cx7="http://schemas.microsoft.com/office/drawing/2016/5/13/chartex" xmlns:cx8="http://schemas.microsoft.com/office/drawing/2016/5/14/chartex" xmlns:mc="http://schemas.openxmlformats.org/markup-compatibility/2006" xmlns:aink="http://schemas.microsoft.com/office/drawing/2016/ink" xmlns:am3d="http://schemas.microsoft.com/office/drawing/2017/model3d" xmlns:o="urn:schemas-microsoft-com:office:office" xmlns:oel="http://schemas.microsoft.com/office/2019/extlst" xmlns:r="http://schemas.openxmlformats.org/officeDocument/2006/relationships" xmlns:m="http://schemas.openxmlformats.org/officeDocument/2006/math" xmlns:v="urn:schemas-microsoft-com:vml" xmlns:wp14="http://schemas.microsoft.com/office/word/2010/wordprocessingDrawing" xmlns:wp="http://schemas.openxmlformats.org/drawingml/2006/wordprocessingDrawing" xmlns:w10="urn:schemas-microsoft-com:office:word" xmlns:w="http://schemas.openxmlformats.org/wordprocessingml/2006/main" xmlns:w14="http://schemas.microsoft.com/office/word/2010/wordml" xmlns:w15="http://schemas.microsoft.com/office/word/2012/wordml" xmlns:w16cex="http://schemas.microsoft.com/office/word/2018/wordml/cex" xmlns:w16cid="http://schemas.microsoft.com/office/word/2016/wordml/cid" xmlns:w16="http://schemas.microsoft.com/office/word/2018/wordml" xmlns:w16du="http://schemas.microsoft.com/office/word/2023/wordml/word16du" xmlns:w16sdtdh="http://schemas.microsoft.com/office/word/2020/wordml/sdtdatahash" xmlns:w16se="http://schemas.microsoft.com/office/word/2015/wordml/symex" xmlns:wpg="http://schemas.microsoft.com/office/word/2010/wordprocessingGroup" xmlns:wpi="http://schemas.microsoft.com/office/word/2010/wordprocessingInk" xmlns:wne="http://schemas.microsoft.com/office/word/2006/wordml" xmlns:wps="http://schemas.microsoft.com/office/word/2010/wordprocessingShape" mc:Ignorable="w14 w15 w16se w16cid w16 w16cex w16sdtdh w16du wp14">
   <w:body>
     <w:p>
       <w:pPr>
@@ -85,6 +85,51 @@
       <w:r>
         <w:t>People</w:t>
       </w:r>
+      <w:r>
+        <w:t>: designated by a first name</w:t>
+      </w:r>
+      <w:r>
+        <w:t xml:space="preserve"> and last name</w:t>
+      </w:r>
+    </w:p>
+    <w:p>
+      <w:pPr>
+        <w:pStyle w:val="ListParagraph"/>
+        <w:numPr>
+          <w:ilvl w:val="1"/>
+          <w:numId w:val="1"/>
+        </w:numPr>
+      </w:pPr>
+      <w:r>
+        <w:t>Pets</w:t>
+      </w:r>
+      <w:r>
+        <w:t>: designated by a first name</w:t>
+      </w:r>
+    </w:p>
+    <w:p>
+      <w:pPr>
+        <w:pStyle w:val="ListParagraph"/>
+        <w:numPr>
+          <w:ilvl w:val="0"/>
+          <w:numId w:val="1"/>
+        </w:numPr>
+      </w:pPr>
+      <w:r>
+        <w:t>Other things</w:t>
+      </w:r>
+    </w:p>
+    <w:p>
+      <w:pPr>
+        <w:pStyle w:val="ListParagraph"/>
+        <w:numPr>
+          <w:ilvl w:val="1"/>
+          <w:numId w:val="1"/>
+        </w:numPr>
+      </w:pPr>
+      <w:r>
+        <w:t>Places</w:t>
+      </w:r>
     </w:p>
     <w:p>
       <w:pPr>
@@ -95,17 +140,356 @@
         </w:numPr>
       </w:pPr>
       <w:r>
-        <w:t>Individuals</w:t>
-      </w:r>
-      <w:r>
-        <w:t>: designated by a first name (Bob, Will, Hannah, Samuel, Ava, etc.)</w:t>
-      </w:r>
-    </w:p>
-    <w:p>
-      <w:pPr>
-        <w:pStyle w:val="ListParagraph"/>
-        <w:numPr>
-          <w:ilvl w:val="1"/>
+        <w:t>Places of work</w:t>
+      </w:r>
+      <w:r>
+        <w:t xml:space="preserve">: </w:t>
+      </w:r>
+      <w:r>
+        <w:t>businesses</w:t>
+      </w:r>
+      <w:r>
+        <w:t xml:space="preserve"> and </w:t>
+      </w:r>
+      <w:r>
+        <w:t>institutions</w:t>
+      </w:r>
+      <w:r>
+        <w:t xml:space="preserve"> designated by name</w:t>
+      </w:r>
+    </w:p>
+    <w:p>
+      <w:pPr>
+        <w:pStyle w:val="ListParagraph"/>
+        <w:numPr>
+          <w:ilvl w:val="2"/>
+          <w:numId w:val="1"/>
+        </w:numPr>
+      </w:pPr>
+      <w:r>
+        <w:t>Places of study</w:t>
+      </w:r>
+      <w:r>
+        <w:t xml:space="preserve">: </w:t>
+      </w:r>
+      <w:r>
+        <w:t>schools</w:t>
+      </w:r>
+      <w:r>
+        <w:t xml:space="preserve"> and </w:t>
+      </w:r>
+      <w:r>
+        <w:t>universities</w:t>
+      </w:r>
+      <w:r>
+        <w:t xml:space="preserve"> designated by name—can also be places of work</w:t>
+      </w:r>
+    </w:p>
+    <w:p>
+      <w:pPr>
+        <w:pStyle w:val="ListParagraph"/>
+        <w:numPr>
+          <w:ilvl w:val="2"/>
+          <w:numId w:val="1"/>
+        </w:numPr>
+      </w:pPr>
+      <w:r>
+        <w:t>Places of life: restaurants, stores</w:t>
+      </w:r>
+    </w:p>
+    <w:p>
+      <w:pPr>
+        <w:pStyle w:val="ListParagraph"/>
+        <w:numPr>
+          <w:ilvl w:val="2"/>
+          <w:numId w:val="1"/>
+        </w:numPr>
+      </w:pPr>
+      <w:r>
+        <w:t>L</w:t>
+      </w:r>
+      <w:r>
+        <w:t>ocation (country, region, city)</w:t>
+      </w:r>
+    </w:p>
+    <w:p>
+      <w:pPr>
+        <w:pStyle w:val="ListParagraph"/>
+        <w:numPr>
+          <w:ilvl w:val="1"/>
+          <w:numId w:val="1"/>
+        </w:numPr>
+      </w:pPr>
+      <w:r>
+        <w:t>Non-edible p</w:t>
+      </w:r>
+      <w:r>
+        <w:t>lants</w:t>
+      </w:r>
+    </w:p>
+    <w:p>
+      <w:pPr>
+        <w:pStyle w:val="ListParagraph"/>
+        <w:numPr>
+          <w:ilvl w:val="1"/>
+          <w:numId w:val="1"/>
+        </w:numPr>
+      </w:pPr>
+      <w:r>
+        <w:t>Products</w:t>
+      </w:r>
+      <w:r>
+        <w:t xml:space="preserve">: designated by generic name </w:t>
+      </w:r>
+    </w:p>
+    <w:p>
+      <w:pPr>
+        <w:pStyle w:val="ListParagraph"/>
+        <w:numPr>
+          <w:ilvl w:val="2"/>
+          <w:numId w:val="1"/>
+        </w:numPr>
+      </w:pPr>
+      <w:r>
+        <w:t>Food</w:t>
+      </w:r>
+    </w:p>
+    <w:p>
+      <w:pPr>
+        <w:pStyle w:val="ListParagraph"/>
+        <w:numPr>
+          <w:ilvl w:val="2"/>
+          <w:numId w:val="1"/>
+        </w:numPr>
+      </w:pPr>
+      <w:r>
+        <w:t>Drinks</w:t>
+      </w:r>
+    </w:p>
+    <w:p>
+      <w:pPr>
+        <w:pStyle w:val="ListParagraph"/>
+        <w:numPr>
+          <w:ilvl w:val="0"/>
+          <w:numId w:val="1"/>
+        </w:numPr>
+      </w:pPr>
+      <w:r>
+        <w:t>Characteristics</w:t>
+      </w:r>
+      <w:r>
+        <w:t>, describable as supersets</w:t>
+      </w:r>
+    </w:p>
+    <w:p>
+      <w:pPr>
+        <w:pStyle w:val="ListParagraph"/>
+        <w:numPr>
+          <w:ilvl w:val="1"/>
+          <w:numId w:val="1"/>
+        </w:numPr>
+      </w:pPr>
+      <w:r>
+        <w:t xml:space="preserve">For people: profession, nationality, </w:t>
+      </w:r>
+      <w:r>
+        <w:t>personality</w:t>
+      </w:r>
+      <w:r>
+        <w:t>,</w:t>
+      </w:r>
+      <w:r>
+        <w:t xml:space="preserve"> emotional state</w:t>
+      </w:r>
+    </w:p>
+    <w:p>
+      <w:pPr>
+        <w:pStyle w:val="ListParagraph"/>
+        <w:numPr>
+          <w:ilvl w:val="1"/>
+          <w:numId w:val="1"/>
+        </w:numPr>
+      </w:pPr>
+      <w:r>
+        <w:t>For pets: species, character</w:t>
+      </w:r>
+    </w:p>
+    <w:p>
+      <w:pPr>
+        <w:pStyle w:val="ListParagraph"/>
+        <w:numPr>
+          <w:ilvl w:val="1"/>
+          <w:numId w:val="1"/>
+        </w:numPr>
+      </w:pPr>
+      <w:r>
+        <w:t xml:space="preserve">For places: </w:t>
+      </w:r>
+      <w:r>
+        <w:t>beauty, size</w:t>
+      </w:r>
+    </w:p>
+    <w:p>
+      <w:pPr>
+        <w:pStyle w:val="Heading1"/>
+      </w:pPr>
+      <w:r>
+        <w:t>Relations</w:t>
+      </w:r>
+    </w:p>
+    <w:p>
+      <w:r>
+        <w:t>Each pair of entities can have relations, with certain limitations. Yes, that is a bunch of rules.</w:t>
+      </w:r>
+    </w:p>
+    <w:p/>
+    <w:p>
+      <w:pPr>
+        <w:pStyle w:val="ListParagraph"/>
+        <w:numPr>
+          <w:ilvl w:val="0"/>
+          <w:numId w:val="1"/>
+        </w:numPr>
+      </w:pPr>
+      <w:r>
+        <w:t>People</w:t>
+      </w:r>
+    </w:p>
+    <w:p>
+      <w:pPr>
+        <w:pStyle w:val="ListParagraph"/>
+        <w:numPr>
+          <w:ilvl w:val="1"/>
+          <w:numId w:val="1"/>
+        </w:numPr>
+      </w:pPr>
+      <w:r>
+        <w:lastRenderedPageBreak/>
+        <w:t xml:space="preserve">People to people: </w:t>
+      </w:r>
+      <w:r>
+        <w:t>sibling</w:t>
+      </w:r>
+      <w:r>
+        <w:t xml:space="preserve">, </w:t>
+      </w:r>
+      <w:r>
+        <w:t>parent, child, grandparent, grandchild</w:t>
+      </w:r>
+      <w:r>
+        <w:t>, spouse</w:t>
+      </w:r>
+      <w:r>
+        <w:t xml:space="preserve"> (all with obvious restrictions), friendship (not necessarily mutual), colleague (mutual, if share place of work), classmate (mutual, if share place of study), fellow __ (mutual, if share profession)</w:t>
+      </w:r>
+    </w:p>
+    <w:p>
+      <w:pPr>
+        <w:pStyle w:val="ListParagraph"/>
+        <w:numPr>
+          <w:ilvl w:val="1"/>
+          <w:numId w:val="1"/>
+        </w:numPr>
+      </w:pPr>
+      <w:r>
+        <w:t>People to pets</w:t>
+      </w:r>
+      <w:r>
+        <w:t>: love, dislike, ownership</w:t>
+      </w:r>
+    </w:p>
+    <w:p>
+      <w:pPr>
+        <w:pStyle w:val="ListParagraph"/>
+        <w:numPr>
+          <w:ilvl w:val="1"/>
+          <w:numId w:val="1"/>
+        </w:numPr>
+      </w:pPr>
+      <w:r>
+        <w:t xml:space="preserve">People </w:t>
+      </w:r>
+      <w:r>
+        <w:t>to places</w:t>
+      </w:r>
+      <w:r>
+        <w:t>:</w:t>
+      </w:r>
+      <w:r>
+        <w:t xml:space="preserve"> work (for places of work), study (for places of study), like, dislike</w:t>
+      </w:r>
+      <w:r>
+        <w:t xml:space="preserve">, </w:t>
+      </w:r>
+      <w:r>
+        <w:t xml:space="preserve">birthplace, alma mater, </w:t>
+      </w:r>
+      <w:r>
+        <w:t>ownership (for businesses)</w:t>
+      </w:r>
+    </w:p>
+    <w:p>
+      <w:pPr>
+        <w:pStyle w:val="ListParagraph"/>
+        <w:numPr>
+          <w:ilvl w:val="1"/>
+          <w:numId w:val="1"/>
+        </w:numPr>
+      </w:pPr>
+      <w:r>
+        <w:t xml:space="preserve">People </w:t>
+      </w:r>
+      <w:r>
+        <w:t>to plants</w:t>
+      </w:r>
+      <w:r>
+        <w:t xml:space="preserve">: like, dislike,  </w:t>
+      </w:r>
+    </w:p>
+    <w:p>
+      <w:pPr>
+        <w:pStyle w:val="ListParagraph"/>
+        <w:numPr>
+          <w:ilvl w:val="1"/>
+          <w:numId w:val="1"/>
+        </w:numPr>
+      </w:pPr>
+      <w:r>
+        <w:t xml:space="preserve">People </w:t>
+      </w:r>
+      <w:r>
+        <w:t>to products</w:t>
+      </w:r>
+      <w:r>
+        <w:t xml:space="preserve">: like, dislike, allergy, </w:t>
+      </w:r>
+      <w:r>
+        <w:t>purchase</w:t>
+      </w:r>
+    </w:p>
+    <w:p>
+      <w:pPr>
+        <w:pStyle w:val="ListParagraph"/>
+        <w:numPr>
+          <w:ilvl w:val="1"/>
+          <w:numId w:val="1"/>
+        </w:numPr>
+      </w:pPr>
+      <w:r>
+        <w:t xml:space="preserve">People </w:t>
+      </w:r>
+      <w:r>
+        <w:t>to characteristics</w:t>
+      </w:r>
+      <w:r>
+        <w:t>: membership.</w:t>
+      </w:r>
+    </w:p>
+    <w:p>
+      <w:pPr>
+        <w:pStyle w:val="ListParagraph"/>
+        <w:numPr>
+          <w:ilvl w:val="0"/>
           <w:numId w:val="1"/>
         </w:numPr>
       </w:pPr>
@@ -117,24 +501,84 @@
       <w:pPr>
         <w:pStyle w:val="ListParagraph"/>
         <w:numPr>
-          <w:ilvl w:val="2"/>
-          <w:numId w:val="1"/>
-        </w:numPr>
-      </w:pPr>
-      <w:r>
-        <w:t>Individuals</w:t>
-      </w:r>
-    </w:p>
-    <w:p>
-      <w:pPr>
-        <w:pStyle w:val="ListParagraph"/>
-        <w:numPr>
-          <w:ilvl w:val="2"/>
-          <w:numId w:val="1"/>
-        </w:numPr>
-      </w:pPr>
-      <w:r>
-        <w:t>Species</w:t>
+          <w:ilvl w:val="1"/>
+          <w:numId w:val="1"/>
+        </w:numPr>
+      </w:pPr>
+      <w:r>
+        <w:t>Pets to people</w:t>
+      </w:r>
+      <w:r>
+        <w:t>: love, dislike</w:t>
+      </w:r>
+      <w:r>
+        <w:t xml:space="preserve">, cohabitation (reverse of ownership) </w:t>
+      </w:r>
+    </w:p>
+    <w:p>
+      <w:pPr>
+        <w:pStyle w:val="ListParagraph"/>
+        <w:numPr>
+          <w:ilvl w:val="1"/>
+          <w:numId w:val="1"/>
+        </w:numPr>
+      </w:pPr>
+      <w:r>
+        <w:t>Pets to pets</w:t>
+      </w:r>
+      <w:r>
+        <w:t xml:space="preserve">: </w:t>
+      </w:r>
+      <w:r>
+        <w:t>love, dislike, cohabitation (if same human), sibling/parent/child/grandparent if same species</w:t>
+      </w:r>
+    </w:p>
+    <w:p>
+      <w:pPr>
+        <w:pStyle w:val="ListParagraph"/>
+        <w:numPr>
+          <w:ilvl w:val="1"/>
+          <w:numId w:val="1"/>
+        </w:numPr>
+      </w:pPr>
+      <w:r>
+        <w:t>Pets to places</w:t>
+      </w:r>
+      <w:r>
+        <w:t xml:space="preserve">: </w:t>
+      </w:r>
+      <w:r>
+        <w:t>birthplace</w:t>
+      </w:r>
+    </w:p>
+    <w:p>
+      <w:pPr>
+        <w:pStyle w:val="ListParagraph"/>
+        <w:numPr>
+          <w:ilvl w:val="1"/>
+          <w:numId w:val="1"/>
+        </w:numPr>
+      </w:pPr>
+      <w:r>
+        <w:t>Pets to plants</w:t>
+      </w:r>
+      <w:r>
+        <w:t>: like (within certain restrictions)</w:t>
+      </w:r>
+    </w:p>
+    <w:p>
+      <w:pPr>
+        <w:pStyle w:val="ListParagraph"/>
+        <w:numPr>
+          <w:ilvl w:val="1"/>
+          <w:numId w:val="1"/>
+        </w:numPr>
+      </w:pPr>
+      <w:r>
+        <w:t>Pets to characteristics</w:t>
+      </w:r>
+      <w:r>
+        <w:t>: species membership (obligatory), character membership</w:t>
       </w:r>
     </w:p>
     <w:p>
@@ -146,18 +590,6 @@
         </w:numPr>
       </w:pPr>
       <w:r>
-        <w:t>Other things</w:t>
-      </w:r>
-    </w:p>
-    <w:p>
-      <w:pPr>
-        <w:pStyle w:val="ListParagraph"/>
-        <w:numPr>
-          <w:ilvl w:val="1"/>
-          <w:numId w:val="1"/>
-        </w:numPr>
-      </w:pPr>
-      <w:r>
         <w:t>Places</w:t>
       </w:r>
     </w:p>
@@ -165,87 +597,36 @@
       <w:pPr>
         <w:pStyle w:val="ListParagraph"/>
         <w:numPr>
-          <w:ilvl w:val="2"/>
-          <w:numId w:val="1"/>
-        </w:numPr>
-      </w:pPr>
-      <w:r>
-        <w:t>Places of work</w:t>
-      </w:r>
-    </w:p>
-    <w:p>
-      <w:pPr>
-        <w:pStyle w:val="ListParagraph"/>
-        <w:numPr>
-          <w:ilvl w:val="2"/>
-          <w:numId w:val="1"/>
-        </w:numPr>
-      </w:pPr>
-      <w:r>
-        <w:t>Places of life</w:t>
-      </w:r>
-    </w:p>
-    <w:p>
-      <w:pPr>
-        <w:pStyle w:val="ListParagraph"/>
-        <w:numPr>
-          <w:ilvl w:val="1"/>
-          <w:numId w:val="1"/>
-        </w:numPr>
-      </w:pPr>
-      <w:r>
-        <w:t>Non-edible p</w:t>
-      </w:r>
-      <w:r>
-        <w:t>lants</w:t>
-      </w:r>
-    </w:p>
-    <w:p>
-      <w:pPr>
-        <w:pStyle w:val="ListParagraph"/>
-        <w:numPr>
-          <w:ilvl w:val="1"/>
-          <w:numId w:val="1"/>
-        </w:numPr>
-      </w:pPr>
-      <w:r>
-        <w:t>Products</w:t>
-      </w:r>
-    </w:p>
-    <w:p>
-      <w:pPr>
-        <w:pStyle w:val="ListParagraph"/>
-        <w:numPr>
-          <w:ilvl w:val="2"/>
-          <w:numId w:val="1"/>
-        </w:numPr>
-      </w:pPr>
-      <w:r>
-        <w:t>Food</w:t>
-      </w:r>
-    </w:p>
-    <w:p>
-      <w:pPr>
-        <w:pStyle w:val="ListParagraph"/>
-        <w:numPr>
-          <w:ilvl w:val="2"/>
-          <w:numId w:val="1"/>
-        </w:numPr>
-      </w:pPr>
-      <w:r>
-        <w:t>Drinks</w:t>
-      </w:r>
-    </w:p>
-    <w:p>
-      <w:pPr>
-        <w:pStyle w:val="ListParagraph"/>
-        <w:numPr>
-          <w:ilvl w:val="2"/>
-          <w:numId w:val="1"/>
-        </w:numPr>
-      </w:pPr>
-      <w:r>
-        <w:t>Tools</w:t>
+          <w:ilvl w:val="1"/>
+          <w:numId w:val="1"/>
+        </w:numPr>
+      </w:pPr>
+      <w:r>
+        <w:t>Places to places: subset, superset (with obvious restrictions)</w:t>
+      </w:r>
+    </w:p>
+    <w:p>
+      <w:pPr>
+        <w:pStyle w:val="ListParagraph"/>
+        <w:numPr>
+          <w:ilvl w:val="1"/>
+          <w:numId w:val="1"/>
+        </w:numPr>
+      </w:pPr>
+      <w:r>
+        <w:t>Places to plants: presence of plant in place</w:t>
+      </w:r>
+    </w:p>
+    <w:p>
+      <w:pPr>
+        <w:pStyle w:val="ListParagraph"/>
+        <w:numPr>
+          <w:ilvl w:val="1"/>
+          <w:numId w:val="1"/>
+        </w:numPr>
+      </w:pPr>
+      <w:r>
+        <w:t>Places to characteristics: copula/membership</w:t>
       </w:r>
     </w:p>
     <w:p>
@@ -257,28 +638,19 @@
         </w:numPr>
       </w:pPr>
       <w:r>
-        <w:t>Characteristics</w:t>
-      </w:r>
-    </w:p>
-    <w:p>
-      <w:pPr>
-        <w:pStyle w:val="ListParagraph"/>
-        <w:numPr>
-          <w:ilvl w:val="1"/>
-          <w:numId w:val="1"/>
-        </w:numPr>
-      </w:pPr>
-      <w:r>
-        <w:t>For people: profession, nationality, character,</w:t>
-      </w:r>
-    </w:p>
-    <w:p/>
-    <w:p>
-      <w:pPr>
-        <w:pStyle w:val="Heading1"/>
-      </w:pPr>
-      <w:r>
-        <w:t>Relations</w:t>
+        <w:t>Plants</w:t>
+      </w:r>
+    </w:p>
+    <w:p>
+      <w:pPr>
+        <w:pStyle w:val="ListParagraph"/>
+        <w:numPr>
+          <w:ilvl w:val="1"/>
+          <w:numId w:val="1"/>
+        </w:numPr>
+      </w:pPr>
+      <w:r>
+        <w:t>Plants to places: origin</w:t>
       </w:r>
     </w:p>
     <w:sectPr>
@@ -293,7 +665,7 @@
 </file>
 
 <file path=word/endnotes.xml><?xml version="1.0" encoding="utf-8"?>
-<w:endnotes xmlns:wpc="http://schemas.microsoft.com/office/word/2010/wordprocessingCanvas" xmlns:cx="http://schemas.microsoft.com/office/drawing/2014/chartex" xmlns:cx1="http://schemas.microsoft.com/office/drawing/2015/9/8/chartex" xmlns:cx2="http://schemas.microsoft.com/office/drawing/2015/10/21/chartex" xmlns:cx3="http://schemas.microsoft.com/office/drawing/2016/5/9/chartex" xmlns:cx4="http://schemas.microsoft.com/office/drawing/2016/5/10/chartex" xmlns:cx5="http://schemas.microsoft.com/office/drawing/2016/5/11/chartex" xmlns:cx6="http://schemas.microsoft.com/office/drawing/2016/5/12/chartex" xmlns:cx7="http://schemas.microsoft.com/office/drawing/2016/5/13/chartex" xmlns:cx8="http://schemas.microsoft.com/office/drawing/2016/5/14/chartex" xmlns:mc="http://schemas.openxmlformats.org/markup-compatibility/2006" xmlns:aink="http://schemas.microsoft.com/office/drawing/2016/ink" xmlns:am3d="http://schemas.microsoft.com/office/drawing/2017/model3d" xmlns:o="urn:schemas-microsoft-com:office:office" xmlns:oel="http://schemas.microsoft.com/office/2019/extlst" xmlns:r="http://schemas.openxmlformats.org/officeDocument/2006/relationships" xmlns:m="http://schemas.openxmlformats.org/officeDocument/2006/math" xmlns:v="urn:schemas-microsoft-com:vml" xmlns:wp14="http://schemas.microsoft.com/office/word/2010/wordprocessingDrawing" xmlns:wp="http://schemas.openxmlformats.org/drawingml/2006/wordprocessingDrawing" xmlns:w10="urn:schemas-microsoft-com:office:word" xmlns:w="http://schemas.openxmlformats.org/wordprocessingml/2006/main" xmlns:w14="http://schemas.microsoft.com/office/word/2010/wordml" xmlns:w15="http://schemas.microsoft.com/office/word/2012/wordml" xmlns:w16cex="http://schemas.microsoft.com/office/word/2018/wordml/cex" xmlns:w16cid="http://schemas.microsoft.com/office/word/2016/wordml/cid" xmlns:w16="http://schemas.microsoft.com/office/word/2018/wordml" xmlns:w16sdtdh="http://schemas.microsoft.com/office/word/2020/wordml/sdtdatahash" xmlns:w16se="http://schemas.microsoft.com/office/word/2015/wordml/symex" xmlns:wpg="http://schemas.microsoft.com/office/word/2010/wordprocessingGroup" xmlns:wpi="http://schemas.microsoft.com/office/word/2010/wordprocessingInk" xmlns:wne="http://schemas.microsoft.com/office/word/2006/wordml" xmlns:wps="http://schemas.microsoft.com/office/word/2010/wordprocessingShape" mc:Ignorable="w14 w15 w16se w16cid w16 w16cex w16sdtdh wp14">
+<w:endnotes xmlns:wpc="http://schemas.microsoft.com/office/word/2010/wordprocessingCanvas" xmlns:cx="http://schemas.microsoft.com/office/drawing/2014/chartex" xmlns:cx1="http://schemas.microsoft.com/office/drawing/2015/9/8/chartex" xmlns:cx2="http://schemas.microsoft.com/office/drawing/2015/10/21/chartex" xmlns:cx3="http://schemas.microsoft.com/office/drawing/2016/5/9/chartex" xmlns:cx4="http://schemas.microsoft.com/office/drawing/2016/5/10/chartex" xmlns:cx5="http://schemas.microsoft.com/office/drawing/2016/5/11/chartex" xmlns:cx6="http://schemas.microsoft.com/office/drawing/2016/5/12/chartex" xmlns:cx7="http://schemas.microsoft.com/office/drawing/2016/5/13/chartex" xmlns:cx8="http://schemas.microsoft.com/office/drawing/2016/5/14/chartex" xmlns:mc="http://schemas.openxmlformats.org/markup-compatibility/2006" xmlns:aink="http://schemas.microsoft.com/office/drawing/2016/ink" xmlns:am3d="http://schemas.microsoft.com/office/drawing/2017/model3d" xmlns:o="urn:schemas-microsoft-com:office:office" xmlns:oel="http://schemas.microsoft.com/office/2019/extlst" xmlns:r="http://schemas.openxmlformats.org/officeDocument/2006/relationships" xmlns:m="http://schemas.openxmlformats.org/officeDocument/2006/math" xmlns:v="urn:schemas-microsoft-com:vml" xmlns:wp14="http://schemas.microsoft.com/office/word/2010/wordprocessingDrawing" xmlns:wp="http://schemas.openxmlformats.org/drawingml/2006/wordprocessingDrawing" xmlns:w10="urn:schemas-microsoft-com:office:word" xmlns:w="http://schemas.openxmlformats.org/wordprocessingml/2006/main" xmlns:w14="http://schemas.microsoft.com/office/word/2010/wordml" xmlns:w15="http://schemas.microsoft.com/office/word/2012/wordml" xmlns:w16cex="http://schemas.microsoft.com/office/word/2018/wordml/cex" xmlns:w16cid="http://schemas.microsoft.com/office/word/2016/wordml/cid" xmlns:w16="http://schemas.microsoft.com/office/word/2018/wordml" xmlns:w16du="http://schemas.microsoft.com/office/word/2023/wordml/word16du" xmlns:w16sdtdh="http://schemas.microsoft.com/office/word/2020/wordml/sdtdatahash" xmlns:w16se="http://schemas.microsoft.com/office/word/2015/wordml/symex" xmlns:wpg="http://schemas.microsoft.com/office/word/2010/wordprocessingGroup" xmlns:wpi="http://schemas.microsoft.com/office/word/2010/wordprocessingInk" xmlns:wne="http://schemas.microsoft.com/office/word/2006/wordml" xmlns:wps="http://schemas.microsoft.com/office/word/2010/wordprocessingShape" mc:Ignorable="w14 w15 w16se w16cid w16 w16cex w16sdtdh w16du wp14">
   <w:endnote w:type="separator" w:id="-1">
     <w:p>
       <w:r>
@@ -312,7 +684,7 @@
 </file>
 
 <file path=word/footnotes.xml><?xml version="1.0" encoding="utf-8"?>
-<w:footnotes xmlns:wpc="http://schemas.microsoft.com/office/word/2010/wordprocessingCanvas" xmlns:cx="http://schemas.microsoft.com/office/drawing/2014/chartex" xmlns:cx1="http://schemas.microsoft.com/office/drawing/2015/9/8/chartex" xmlns:cx2="http://schemas.microsoft.com/office/drawing/2015/10/21/chartex" xmlns:cx3="http://schemas.microsoft.com/office/drawing/2016/5/9/chartex" xmlns:cx4="http://schemas.microsoft.com/office/drawing/2016/5/10/chartex" xmlns:cx5="http://schemas.microsoft.com/office/drawing/2016/5/11/chartex" xmlns:cx6="http://schemas.microsoft.com/office/drawing/2016/5/12/chartex" xmlns:cx7="http://schemas.microsoft.com/office/drawing/2016/5/13/chartex" xmlns:cx8="http://schemas.microsoft.com/office/drawing/2016/5/14/chartex" xmlns:mc="http://schemas.openxmlformats.org/markup-compatibility/2006" xmlns:aink="http://schemas.microsoft.com/office/drawing/2016/ink" xmlns:am3d="http://schemas.microsoft.com/office/drawing/2017/model3d" xmlns:o="urn:schemas-microsoft-com:office:office" xmlns:oel="http://schemas.microsoft.com/office/2019/extlst" xmlns:r="http://schemas.openxmlformats.org/officeDocument/2006/relationships" xmlns:m="http://schemas.openxmlformats.org/officeDocument/2006/math" xmlns:v="urn:schemas-microsoft-com:vml" xmlns:wp14="http://schemas.microsoft.com/office/word/2010/wordprocessingDrawing" xmlns:wp="http://schemas.openxmlformats.org/drawingml/2006/wordprocessingDrawing" xmlns:w10="urn:schemas-microsoft-com:office:word" xmlns:w="http://schemas.openxmlformats.org/wordprocessingml/2006/main" xmlns:w14="http://schemas.microsoft.com/office/word/2010/wordml" xmlns:w15="http://schemas.microsoft.com/office/word/2012/wordml" xmlns:w16cex="http://schemas.microsoft.com/office/word/2018/wordml/cex" xmlns:w16cid="http://schemas.microsoft.com/office/word/2016/wordml/cid" xmlns:w16="http://schemas.microsoft.com/office/word/2018/wordml" xmlns:w16sdtdh="http://schemas.microsoft.com/office/word/2020/wordml/sdtdatahash" xmlns:w16se="http://schemas.microsoft.com/office/word/2015/wordml/symex" xmlns:wpg="http://schemas.microsoft.com/office/word/2010/wordprocessingGroup" xmlns:wpi="http://schemas.microsoft.com/office/word/2010/wordprocessingInk" xmlns:wne="http://schemas.microsoft.com/office/word/2006/wordml" xmlns:wps="http://schemas.microsoft.com/office/word/2010/wordprocessingShape" mc:Ignorable="w14 w15 w16se w16cid w16 w16cex w16sdtdh wp14">
+<w:footnotes xmlns:wpc="http://schemas.microsoft.com/office/word/2010/wordprocessingCanvas" xmlns:cx="http://schemas.microsoft.com/office/drawing/2014/chartex" xmlns:cx1="http://schemas.microsoft.com/office/drawing/2015/9/8/chartex" xmlns:cx2="http://schemas.microsoft.com/office/drawing/2015/10/21/chartex" xmlns:cx3="http://schemas.microsoft.com/office/drawing/2016/5/9/chartex" xmlns:cx4="http://schemas.microsoft.com/office/drawing/2016/5/10/chartex" xmlns:cx5="http://schemas.microsoft.com/office/drawing/2016/5/11/chartex" xmlns:cx6="http://schemas.microsoft.com/office/drawing/2016/5/12/chartex" xmlns:cx7="http://schemas.microsoft.com/office/drawing/2016/5/13/chartex" xmlns:cx8="http://schemas.microsoft.com/office/drawing/2016/5/14/chartex" xmlns:mc="http://schemas.openxmlformats.org/markup-compatibility/2006" xmlns:aink="http://schemas.microsoft.com/office/drawing/2016/ink" xmlns:am3d="http://schemas.microsoft.com/office/drawing/2017/model3d" xmlns:o="urn:schemas-microsoft-com:office:office" xmlns:oel="http://schemas.microsoft.com/office/2019/extlst" xmlns:r="http://schemas.openxmlformats.org/officeDocument/2006/relationships" xmlns:m="http://schemas.openxmlformats.org/officeDocument/2006/math" xmlns:v="urn:schemas-microsoft-com:vml" xmlns:wp14="http://schemas.microsoft.com/office/word/2010/wordprocessingDrawing" xmlns:wp="http://schemas.openxmlformats.org/drawingml/2006/wordprocessingDrawing" xmlns:w10="urn:schemas-microsoft-com:office:word" xmlns:w="http://schemas.openxmlformats.org/wordprocessingml/2006/main" xmlns:w14="http://schemas.microsoft.com/office/word/2010/wordml" xmlns:w15="http://schemas.microsoft.com/office/word/2012/wordml" xmlns:w16cex="http://schemas.microsoft.com/office/word/2018/wordml/cex" xmlns:w16cid="http://schemas.microsoft.com/office/word/2016/wordml/cid" xmlns:w16="http://schemas.microsoft.com/office/word/2018/wordml" xmlns:w16du="http://schemas.microsoft.com/office/word/2023/wordml/word16du" xmlns:w16sdtdh="http://schemas.microsoft.com/office/word/2020/wordml/sdtdatahash" xmlns:w16se="http://schemas.microsoft.com/office/word/2015/wordml/symex" xmlns:wpg="http://schemas.microsoft.com/office/word/2010/wordprocessingGroup" xmlns:wpi="http://schemas.microsoft.com/office/word/2010/wordprocessingInk" xmlns:wne="http://schemas.microsoft.com/office/word/2006/wordml" xmlns:wps="http://schemas.microsoft.com/office/word/2010/wordprocessingShape" mc:Ignorable="w14 w15 w16se w16cid w16 w16cex w16sdtdh w16du wp14">
   <w:footnote w:type="separator" w:id="-1">
     <w:p>
       <w:r>
@@ -331,7 +703,7 @@
 </file>
 
 <file path=word/header1.xml><?xml version="1.0" encoding="utf-8"?>
-<w:hdr xmlns:wpc="http://schemas.microsoft.com/office/word/2010/wordprocessingCanvas" xmlns:cx="http://schemas.microsoft.com/office/drawing/2014/chartex" xmlns:cx1="http://schemas.microsoft.com/office/drawing/2015/9/8/chartex" xmlns:cx2="http://schemas.microsoft.com/office/drawing/2015/10/21/chartex" xmlns:cx3="http://schemas.microsoft.com/office/drawing/2016/5/9/chartex" xmlns:cx4="http://schemas.microsoft.com/office/drawing/2016/5/10/chartex" xmlns:cx5="http://schemas.microsoft.com/office/drawing/2016/5/11/chartex" xmlns:cx6="http://schemas.microsoft.com/office/drawing/2016/5/12/chartex" xmlns:cx7="http://schemas.microsoft.com/office/drawing/2016/5/13/chartex" xmlns:cx8="http://schemas.microsoft.com/office/drawing/2016/5/14/chartex" xmlns:mc="http://schemas.openxmlformats.org/markup-compatibility/2006" xmlns:aink="http://schemas.microsoft.com/office/drawing/2016/ink" xmlns:am3d="http://schemas.microsoft.com/office/drawing/2017/model3d" xmlns:o="urn:schemas-microsoft-com:office:office" xmlns:oel="http://schemas.microsoft.com/office/2019/extlst" xmlns:r="http://schemas.openxmlformats.org/officeDocument/2006/relationships" xmlns:m="http://schemas.openxmlformats.org/officeDocument/2006/math" xmlns:v="urn:schemas-microsoft-com:vml" xmlns:wp14="http://schemas.microsoft.com/office/word/2010/wordprocessingDrawing" xmlns:wp="http://schemas.openxmlformats.org/drawingml/2006/wordprocessingDrawing" xmlns:w10="urn:schemas-microsoft-com:office:word" xmlns:w="http://schemas.openxmlformats.org/wordprocessingml/2006/main" xmlns:w14="http://schemas.microsoft.com/office/word/2010/wordml" xmlns:w15="http://schemas.microsoft.com/office/word/2012/wordml" xmlns:w16cex="http://schemas.microsoft.com/office/word/2018/wordml/cex" xmlns:w16cid="http://schemas.microsoft.com/office/word/2016/wordml/cid" xmlns:w16="http://schemas.microsoft.com/office/word/2018/wordml" xmlns:w16sdtdh="http://schemas.microsoft.com/office/word/2020/wordml/sdtdatahash" xmlns:w16se="http://schemas.microsoft.com/office/word/2015/wordml/symex" xmlns:wpg="http://schemas.microsoft.com/office/word/2010/wordprocessingGroup" xmlns:wpi="http://schemas.microsoft.com/office/word/2010/wordprocessingInk" xmlns:wne="http://schemas.microsoft.com/office/word/2006/wordml" xmlns:wps="http://schemas.microsoft.com/office/word/2010/wordprocessingShape" mc:Ignorable="w14 w15 w16se w16cid w16 w16cex w16sdtdh wp14">
+<w:hdr xmlns:wpc="http://schemas.microsoft.com/office/word/2010/wordprocessingCanvas" xmlns:cx="http://schemas.microsoft.com/office/drawing/2014/chartex" xmlns:cx1="http://schemas.microsoft.com/office/drawing/2015/9/8/chartex" xmlns:cx2="http://schemas.microsoft.com/office/drawing/2015/10/21/chartex" xmlns:cx3="http://schemas.microsoft.com/office/drawing/2016/5/9/chartex" xmlns:cx4="http://schemas.microsoft.com/office/drawing/2016/5/10/chartex" xmlns:cx5="http://schemas.microsoft.com/office/drawing/2016/5/11/chartex" xmlns:cx6="http://schemas.microsoft.com/office/drawing/2016/5/12/chartex" xmlns:cx7="http://schemas.microsoft.com/office/drawing/2016/5/13/chartex" xmlns:cx8="http://schemas.microsoft.com/office/drawing/2016/5/14/chartex" xmlns:mc="http://schemas.openxmlformats.org/markup-compatibility/2006" xmlns:aink="http://schemas.microsoft.com/office/drawing/2016/ink" xmlns:am3d="http://schemas.microsoft.com/office/drawing/2017/model3d" xmlns:o="urn:schemas-microsoft-com:office:office" xmlns:oel="http://schemas.microsoft.com/office/2019/extlst" xmlns:r="http://schemas.openxmlformats.org/officeDocument/2006/relationships" xmlns:m="http://schemas.openxmlformats.org/officeDocument/2006/math" xmlns:v="urn:schemas-microsoft-com:vml" xmlns:wp14="http://schemas.microsoft.com/office/word/2010/wordprocessingDrawing" xmlns:wp="http://schemas.openxmlformats.org/drawingml/2006/wordprocessingDrawing" xmlns:w10="urn:schemas-microsoft-com:office:word" xmlns:w="http://schemas.openxmlformats.org/wordprocessingml/2006/main" xmlns:w14="http://schemas.microsoft.com/office/word/2010/wordml" xmlns:w15="http://schemas.microsoft.com/office/word/2012/wordml" xmlns:w16cex="http://schemas.microsoft.com/office/word/2018/wordml/cex" xmlns:w16cid="http://schemas.microsoft.com/office/word/2016/wordml/cid" xmlns:w16="http://schemas.microsoft.com/office/word/2018/wordml" xmlns:w16du="http://schemas.microsoft.com/office/word/2023/wordml/word16du" xmlns:w16sdtdh="http://schemas.microsoft.com/office/word/2020/wordml/sdtdatahash" xmlns:w16se="http://schemas.microsoft.com/office/word/2015/wordml/symex" xmlns:wpg="http://schemas.microsoft.com/office/word/2010/wordprocessingGroup" xmlns:wpi="http://schemas.microsoft.com/office/word/2010/wordprocessingInk" xmlns:wne="http://schemas.microsoft.com/office/word/2006/wordml" xmlns:wps="http://schemas.microsoft.com/office/word/2010/wordprocessingShape" mc:Ignorable="w14 w15 w16se w16cid w16 w16cex w16sdtdh w16du wp14">
   <w:p>
     <w:pPr>
       <w:tabs>
@@ -340,10 +712,7 @@
       </w:tabs>
     </w:pPr>
     <w:r>
-      <w:t>Knowledge Graph Spec</w:t>
-    </w:r>
-    <w:r>
-      <w:t xml:space="preserve"> v0.1</w:t>
+      <w:t>Knowledge Graph Spec v0.1</w:t>
     </w:r>
     <w:r>
       <w:tab/>
@@ -351,17 +720,14 @@
     </w:r>
     <w:r>
       <w:tab/>
-      <w:t>2024/10/</w:t>
-    </w:r>
-    <w:r>
-      <w:t>26</w:t>
+      <w:t>2024/10/26</w:t>
     </w:r>
   </w:p>
 </w:hdr>
 </file>
 
 <file path=word/numbering.xml><?xml version="1.0" encoding="utf-8"?>
-<w:numbering xmlns:wpc="http://schemas.microsoft.com/office/word/2010/wordprocessingCanvas" xmlns:cx="http://schemas.microsoft.com/office/drawing/2014/chartex" xmlns:cx1="http://schemas.microsoft.com/office/drawing/2015/9/8/chartex" xmlns:cx2="http://schemas.microsoft.com/office/drawing/2015/10/21/chartex" xmlns:cx3="http://schemas.microsoft.com/office/drawing/2016/5/9/chartex" xmlns:cx4="http://schemas.microsoft.com/office/drawing/2016/5/10/chartex" xmlns:cx5="http://schemas.microsoft.com/office/drawing/2016/5/11/chartex" xmlns:cx6="http://schemas.microsoft.com/office/drawing/2016/5/12/chartex" xmlns:cx7="http://schemas.microsoft.com/office/drawing/2016/5/13/chartex" xmlns:cx8="http://schemas.microsoft.com/office/drawing/2016/5/14/chartex" xmlns:mc="http://schemas.openxmlformats.org/markup-compatibility/2006" xmlns:aink="http://schemas.microsoft.com/office/drawing/2016/ink" xmlns:am3d="http://schemas.microsoft.com/office/drawing/2017/model3d" xmlns:o="urn:schemas-microsoft-com:office:office" xmlns:oel="http://schemas.microsoft.com/office/2019/extlst" xmlns:r="http://schemas.openxmlformats.org/officeDocument/2006/relationships" xmlns:m="http://schemas.openxmlformats.org/officeDocument/2006/math" xmlns:v="urn:schemas-microsoft-com:vml" xmlns:wp14="http://schemas.microsoft.com/office/word/2010/wordprocessingDrawing" xmlns:wp="http://schemas.openxmlformats.org/drawingml/2006/wordprocessingDrawing" xmlns:w10="urn:schemas-microsoft-com:office:word" xmlns:w="http://schemas.openxmlformats.org/wordprocessingml/2006/main" xmlns:w14="http://schemas.microsoft.com/office/word/2010/wordml" xmlns:w15="http://schemas.microsoft.com/office/word/2012/wordml" xmlns:w16cex="http://schemas.microsoft.com/office/word/2018/wordml/cex" xmlns:w16cid="http://schemas.microsoft.com/office/word/2016/wordml/cid" xmlns:w16="http://schemas.microsoft.com/office/word/2018/wordml" xmlns:w16sdtdh="http://schemas.microsoft.com/office/word/2020/wordml/sdtdatahash" xmlns:w16se="http://schemas.microsoft.com/office/word/2015/wordml/symex" xmlns:wpg="http://schemas.microsoft.com/office/word/2010/wordprocessingGroup" xmlns:wpi="http://schemas.microsoft.com/office/word/2010/wordprocessingInk" xmlns:wne="http://schemas.microsoft.com/office/word/2006/wordml" xmlns:wps="http://schemas.microsoft.com/office/word/2010/wordprocessingShape" mc:Ignorable="w14 w15 w16se w16cid w16 w16cex w16sdtdh wp14">
+<w:numbering xmlns:wpc="http://schemas.microsoft.com/office/word/2010/wordprocessingCanvas" xmlns:cx="http://schemas.microsoft.com/office/drawing/2014/chartex" xmlns:cx1="http://schemas.microsoft.com/office/drawing/2015/9/8/chartex" xmlns:cx2="http://schemas.microsoft.com/office/drawing/2015/10/21/chartex" xmlns:cx3="http://schemas.microsoft.com/office/drawing/2016/5/9/chartex" xmlns:cx4="http://schemas.microsoft.com/office/drawing/2016/5/10/chartex" xmlns:cx5="http://schemas.microsoft.com/office/drawing/2016/5/11/chartex" xmlns:cx6="http://schemas.microsoft.com/office/drawing/2016/5/12/chartex" xmlns:cx7="http://schemas.microsoft.com/office/drawing/2016/5/13/chartex" xmlns:cx8="http://schemas.microsoft.com/office/drawing/2016/5/14/chartex" xmlns:mc="http://schemas.openxmlformats.org/markup-compatibility/2006" xmlns:aink="http://schemas.microsoft.com/office/drawing/2016/ink" xmlns:am3d="http://schemas.microsoft.com/office/drawing/2017/model3d" xmlns:o="urn:schemas-microsoft-com:office:office" xmlns:oel="http://schemas.microsoft.com/office/2019/extlst" xmlns:r="http://schemas.openxmlformats.org/officeDocument/2006/relationships" xmlns:m="http://schemas.openxmlformats.org/officeDocument/2006/math" xmlns:v="urn:schemas-microsoft-com:vml" xmlns:wp14="http://schemas.microsoft.com/office/word/2010/wordprocessingDrawing" xmlns:wp="http://schemas.openxmlformats.org/drawingml/2006/wordprocessingDrawing" xmlns:w10="urn:schemas-microsoft-com:office:word" xmlns:w="http://schemas.openxmlformats.org/wordprocessingml/2006/main" xmlns:w14="http://schemas.microsoft.com/office/word/2010/wordml" xmlns:w15="http://schemas.microsoft.com/office/word/2012/wordml" xmlns:w16cex="http://schemas.microsoft.com/office/word/2018/wordml/cex" xmlns:w16cid="http://schemas.microsoft.com/office/word/2016/wordml/cid" xmlns:w16="http://schemas.microsoft.com/office/word/2018/wordml" xmlns:w16du="http://schemas.microsoft.com/office/word/2023/wordml/word16du" xmlns:w16sdtdh="http://schemas.microsoft.com/office/word/2020/wordml/sdtdatahash" xmlns:w16se="http://schemas.microsoft.com/office/word/2015/wordml/symex" xmlns:wpg="http://schemas.microsoft.com/office/word/2010/wordprocessingGroup" xmlns:wpi="http://schemas.microsoft.com/office/word/2010/wordprocessingInk" xmlns:wne="http://schemas.microsoft.com/office/word/2006/wordml" xmlns:wps="http://schemas.microsoft.com/office/word/2010/wordprocessingShape" mc:Ignorable="w14 w15 w16se w16cid w16 w16cex w16sdtdh w16du wp14">
   <w:abstractNum w:abstractNumId="0" w15:restartNumberingAfterBreak="0">
     <w:nsid w:val="3F816EBB"/>
     <w:multiLevelType w:val="hybridMultilevel"/>
@@ -481,7 +847,7 @@
 </file>
 
 <file path=word/styles.xml><?xml version="1.0" encoding="utf-8"?>
-<w:styles xmlns:mc="http://schemas.openxmlformats.org/markup-compatibility/2006" xmlns:r="http://schemas.openxmlformats.org/officeDocument/2006/relationships" xmlns:w="http://schemas.openxmlformats.org/wordprocessingml/2006/main" xmlns:w14="http://schemas.microsoft.com/office/word/2010/wordml" xmlns:w15="http://schemas.microsoft.com/office/word/2012/wordml" xmlns:w16cex="http://schemas.microsoft.com/office/word/2018/wordml/cex" xmlns:w16cid="http://schemas.microsoft.com/office/word/2016/wordml/cid" xmlns:w16="http://schemas.microsoft.com/office/word/2018/wordml" xmlns:w16sdtdh="http://schemas.microsoft.com/office/word/2020/wordml/sdtdatahash" xmlns:w16se="http://schemas.microsoft.com/office/word/2015/wordml/symex" mc:Ignorable="w14 w15 w16se w16cid w16 w16cex w16sdtdh">
+<w:styles xmlns:mc="http://schemas.openxmlformats.org/markup-compatibility/2006" xmlns:r="http://schemas.openxmlformats.org/officeDocument/2006/relationships" xmlns:w="http://schemas.openxmlformats.org/wordprocessingml/2006/main" xmlns:w14="http://schemas.microsoft.com/office/word/2010/wordml" xmlns:w15="http://schemas.microsoft.com/office/word/2012/wordml" xmlns:w16cex="http://schemas.microsoft.com/office/word/2018/wordml/cex" xmlns:w16cid="http://schemas.microsoft.com/office/word/2016/wordml/cid" xmlns:w16="http://schemas.microsoft.com/office/word/2018/wordml" xmlns:w16du="http://schemas.microsoft.com/office/word/2023/wordml/word16du" xmlns:w16sdtdh="http://schemas.microsoft.com/office/word/2020/wordml/sdtdatahash" xmlns:w16se="http://schemas.microsoft.com/office/word/2015/wordml/symex" mc:Ignorable="w14 w15 w16se w16cid w16 w16cex w16sdtdh w16du">
   <w:docDefaults>
     <w:rPrDefault>
       <w:rPr>

--- a/2024 10 26 Knowledge Graph Spec.docx
+++ b/2024 10 26 Knowledge Graph Spec.docx
@@ -206,10 +206,7 @@
         </w:numPr>
       </w:pPr>
       <w:r>
-        <w:t>L</w:t>
-      </w:r>
-      <w:r>
-        <w:t>ocation (country, region, city)</w:t>
+        <w:t>Location (country, region, city)</w:t>
       </w:r>
     </w:p>
     <w:p>
@@ -382,6 +379,9 @@
       <w:r>
         <w:t xml:space="preserve"> (all with obvious restrictions), friendship (not necessarily mutual), colleague (mutual, if share place of work), classmate (mutual, if share place of study), fellow __ (mutual, if share profession)</w:t>
       </w:r>
+      <w:r>
+        <w:t>, like, dislike</w:t>
+      </w:r>
     </w:p>
     <w:p>
       <w:pPr>
@@ -407,10 +407,7 @@
         </w:numPr>
       </w:pPr>
       <w:r>
-        <w:t xml:space="preserve">People </w:t>
-      </w:r>
-      <w:r>
-        <w:t>to places</w:t>
+        <w:t>People to places</w:t>
       </w:r>
       <w:r>
         <w:t>:</w:t>
@@ -437,10 +434,7 @@
         </w:numPr>
       </w:pPr>
       <w:r>
-        <w:t xml:space="preserve">People </w:t>
-      </w:r>
-      <w:r>
-        <w:t>to plants</w:t>
+        <w:t>People to plants</w:t>
       </w:r>
       <w:r>
         <w:t xml:space="preserve">: like, dislike,  </w:t>
@@ -455,10 +449,7 @@
         </w:numPr>
       </w:pPr>
       <w:r>
-        <w:t xml:space="preserve">People </w:t>
-      </w:r>
-      <w:r>
-        <w:t>to products</w:t>
+        <w:t>People to products</w:t>
       </w:r>
       <w:r>
         <w:t xml:space="preserve">: like, dislike, allergy, </w:t>
@@ -476,10 +467,7 @@
         </w:numPr>
       </w:pPr>
       <w:r>
-        <w:t xml:space="preserve">People </w:t>
-      </w:r>
-      <w:r>
-        <w:t>to characteristics</w:t>
+        <w:t>People to characteristics</w:t>
       </w:r>
       <w:r>
         <w:t>: membership.</w:t>
@@ -564,6 +552,18 @@
       </w:r>
       <w:r>
         <w:t>: like (within certain restrictions)</w:t>
+      </w:r>
+    </w:p>
+    <w:p>
+      <w:pPr>
+        <w:pStyle w:val="ListParagraph"/>
+        <w:numPr>
+          <w:ilvl w:val="1"/>
+          <w:numId w:val="1"/>
+        </w:numPr>
+      </w:pPr>
+      <w:r>
+        <w:t xml:space="preserve">Pets to products: like, dislike </w:t>
       </w:r>
     </w:p>
     <w:p>
